--- a/assets/thesis/110124089.docx
+++ b/assets/thesis/110124089.docx
@@ -1607,6 +1607,7 @@
     </w:p>
     <w:p>
       <w:pPr>
+        <w:pStyle w:val="Binhthng"/>
         <w:jc w:val="center"/>
         <w:rPr>
           <w:b w:val="1"/>
@@ -1614,12 +1615,7 @@
           <w:sz w:val="28"/>
           <w:szCs w:val="28"/>
         </w:rPr>
-      </w:pPr>
-    </w:p>
-    <w:p>
-      <w:pPr>
         <w:sectPr>
-          <w:headerReference w:type="default" r:id="rId9"/>
           <w:footerReference w:type="default" r:id="rId10"/>
           <w:pgSz w:w="11907" w:h="16840" w:orient="portrait"/>
           <w:pgMar w:top="1134" w:right="1134" w:bottom="1134" w:left="1985" w:header="680" w:footer="680" w:gutter="0"/>
@@ -1631,6 +1627,7 @@
           </w:pgBorders>
           <w:cols w:space="720"/>
           <w:docGrid w:linePitch="381"/>
+          <w:headerReference w:type="default" r:id="R3ea42b10a83f4196"/>
         </w:sectPr>
       </w:pPr>
     </w:p>
@@ -3814,382 +3811,30 @@
     </w:p>
     <w:p>
       <w:pPr>
-        <w:pStyle w:val="DEMUC"/>
-      </w:pPr>
-      <w:r>
-        <w:br w:type="page"/>
-      </w:r>
+        <w:pStyle w:val="noidung"/>
+      </w:pPr>
     </w:p>
     <w:p>
       <w:pPr>
-        <w:pStyle w:val="DEMUC"/>
-      </w:pPr>
-      <w:r>
-        <w:rPr>
-          <w:lang w:val="en-US"/>
-        </w:rPr>
-        <w:t>Danh m</w:t>
-      </w:r>
-      <w:r>
-        <w:rPr>
-          <w:lang w:val="en-US"/>
-        </w:rPr>
-        <w:t>ụ</w:t>
-      </w:r>
-      <w:r>
-        <w:rPr>
-          <w:lang w:val="en-US"/>
-        </w:rPr>
-        <w:t xml:space="preserve">c hình </w:t>
-      </w:r>
-      <w:r>
-        <w:rPr>
-          <w:lang w:val="en-US"/>
-        </w:rPr>
-        <w:t>ả</w:t>
-      </w:r>
-      <w:r>
-        <w:rPr>
-          <w:lang w:val="en-US"/>
-        </w:rPr>
-        <w:t>nh</w:t>
-      </w:r>
+        <w:pStyle w:val="noidung"/>
+      </w:pPr>
     </w:p>
     <w:p>
       <w:pPr>
-        <w:pStyle w:val="noidung"/>
-      </w:pPr>
-      <w:r>
-        <w:rPr>
-          <w:lang w:val="en-US"/>
-        </w:rPr>
-        <w:t>Chèn danh m</w:t>
-      </w:r>
-      <w:r>
-        <w:rPr>
-          <w:lang w:val="en-US"/>
-        </w:rPr>
-        <w:t>ụ</w:t>
-      </w:r>
-      <w:r>
-        <w:rPr>
-          <w:lang w:val="en-US"/>
-        </w:rPr>
-        <w:t xml:space="preserve">c hình </w:t>
-      </w:r>
-      <w:r>
-        <w:rPr>
-          <w:lang w:val="en-US"/>
-        </w:rPr>
-        <w:t>ả</w:t>
-      </w:r>
-      <w:r>
-        <w:rPr>
-          <w:lang w:val="en-US"/>
-        </w:rPr>
-        <w:t>nh b</w:t>
-      </w:r>
-      <w:r>
-        <w:rPr>
-          <w:lang w:val="en-US"/>
-        </w:rPr>
-        <w:t>ằ</w:t>
-      </w:r>
-      <w:r>
-        <w:rPr>
-          <w:lang w:val="en-US"/>
-        </w:rPr>
-        <w:t>ng cách vào References &gt; Insert Table of Figures &gt; ch</w:t>
-      </w:r>
-      <w:r>
-        <w:rPr>
-          <w:lang w:val="en-US"/>
-        </w:rPr>
-        <w:t>ọ</w:t>
-      </w:r>
-      <w:r>
-        <w:rPr>
-          <w:lang w:val="en-US"/>
-        </w:rPr>
-        <w:t>n nhãn Hình t</w:t>
-      </w:r>
-      <w:r>
-        <w:rPr>
-          <w:lang w:val="en-US"/>
-        </w:rPr>
-        <w:t>ạ</w:t>
-      </w:r>
-      <w:r>
-        <w:rPr>
-          <w:lang w:val="en-US"/>
-        </w:rPr>
-        <w:t>i khung màu đ</w:t>
-      </w:r>
-      <w:r>
-        <w:rPr>
-          <w:lang w:val="en-US"/>
-        </w:rPr>
-        <w:t>ỏ</w:t>
-      </w:r>
+        <w:pStyle w:val="DEMUC"/>
+      </w:pPr>
     </w:p>
     <w:p>
       <w:pPr>
-        <w:pStyle w:val="noidung"/>
-      </w:pPr>
-      <w:r>
-        <w:rPr>
-          <w:noProof/>
-        </w:rPr>
-        <w:drawing>
-          <wp:inline distT="0" distB="0" distL="0" distR="0" wp14:anchorId="25A26EE7" wp14:editId="07777777">
-            <wp:extent cx="5162550" cy="4808220"/>
-            <wp:effectExtent l="0" t="0" r="0" b="0"/>
-            <wp:docPr id="1" name="Picture 1"/>
-            <wp:cNvGraphicFramePr>
-              <a:graphicFrameLocks xmlns:a="http://schemas.openxmlformats.org/drawingml/2006/main" noChangeAspect="1"/>
-            </wp:cNvGraphicFramePr>
-            <a:graphic xmlns:a="http://schemas.openxmlformats.org/drawingml/2006/main">
-              <a:graphicData uri="http://schemas.openxmlformats.org/drawingml/2006/picture">
-                <pic:pic xmlns:pic="http://schemas.openxmlformats.org/drawingml/2006/picture">
-                  <pic:nvPicPr>
-                    <pic:cNvPr id="1" name="Picture 1"/>
-                    <pic:cNvPicPr>
-                      <a:picLocks noChangeAspect="1"/>
-                    </pic:cNvPicPr>
-                  </pic:nvPicPr>
-                  <pic:blipFill>
-                    <a:blip r:embed="rId11"/>
-                    <a:stretch>
-                      <a:fillRect/>
-                    </a:stretch>
-                  </pic:blipFill>
-                  <pic:spPr>
-                    <a:xfrm>
-                      <a:off x="0" y="0"/>
-                      <a:ext cx="5162997" cy="4808637"/>
-                    </a:xfrm>
-                    <a:prstGeom prst="rect">
-                      <a:avLst/>
-                    </a:prstGeom>
-                  </pic:spPr>
-                </pic:pic>
-              </a:graphicData>
-            </a:graphic>
-          </wp:inline>
-        </w:drawing>
-      </w:r>
-    </w:p>
-    <w:p>
-      <w:pPr>
-        <w:rPr>
-          <w:b/>
-          <w:caps/>
-          <w:sz w:val="30"/>
-        </w:rPr>
-      </w:pPr>
-      <w:r>
-        <w:br w:type="page"/>
-      </w:r>
-    </w:p>
-    <w:p>
-      <w:pPr>
-        <w:pStyle w:val="DEMUC"/>
-      </w:pPr>
-      <w:r>
-        <w:rPr>
-          <w:lang w:val="en-US"/>
-        </w:rPr>
-        <w:t>Danh m</w:t>
-      </w:r>
-      <w:r>
-        <w:rPr>
-          <w:lang w:val="en-US"/>
-        </w:rPr>
-        <w:t>ụ</w:t>
-      </w:r>
-      <w:r>
-        <w:rPr>
-          <w:lang w:val="en-US"/>
-        </w:rPr>
-        <w:t>c b</w:t>
-      </w:r>
-      <w:r>
-        <w:rPr>
-          <w:lang w:val="en-US"/>
-        </w:rPr>
-        <w:t>ả</w:t>
-      </w:r>
-      <w:r>
-        <w:rPr>
-          <w:lang w:val="en-US"/>
-        </w:rPr>
-        <w:t>ng bi</w:t>
-      </w:r>
-      <w:r>
-        <w:rPr>
-          <w:lang w:val="en-US"/>
-        </w:rPr>
-        <w:t>ể</w:t>
-      </w:r>
-      <w:r>
-        <w:rPr>
-          <w:lang w:val="en-US"/>
-        </w:rPr>
-        <w:t>u</w:t>
-      </w:r>
-    </w:p>
-    <w:p>
-      <w:pPr>
-        <w:pStyle w:val="noidung"/>
-      </w:pPr>
-      <w:r>
-        <w:rPr>
-          <w:lang w:val="en-US"/>
-        </w:rPr>
-        <w:t>Chèn danh m</w:t>
-      </w:r>
-      <w:r>
-        <w:rPr>
-          <w:lang w:val="en-US"/>
-        </w:rPr>
-        <w:t>ụ</w:t>
-      </w:r>
-      <w:r>
-        <w:rPr>
-          <w:lang w:val="en-US"/>
-        </w:rPr>
-        <w:t xml:space="preserve">c hình </w:t>
-      </w:r>
-      <w:r>
-        <w:rPr>
-          <w:lang w:val="en-US"/>
-        </w:rPr>
-        <w:t>ả</w:t>
-      </w:r>
-      <w:r>
-        <w:rPr>
-          <w:lang w:val="en-US"/>
-        </w:rPr>
-        <w:t>nh b</w:t>
-      </w:r>
-      <w:r>
-        <w:rPr>
-          <w:lang w:val="en-US"/>
-        </w:rPr>
-        <w:t>ằ</w:t>
-      </w:r>
-      <w:r>
-        <w:rPr>
-          <w:lang w:val="en-US"/>
-        </w:rPr>
-        <w:t>ng cách vào References &gt; Insert Table of Figures  &gt; ch</w:t>
-      </w:r>
-      <w:r>
-        <w:rPr>
-          <w:lang w:val="en-US"/>
-        </w:rPr>
-        <w:t>ọ</w:t>
-      </w:r>
-      <w:r>
-        <w:rPr>
-          <w:lang w:val="en-US"/>
-        </w:rPr>
-        <w:t>n nhãn B</w:t>
-      </w:r>
-      <w:r>
-        <w:rPr>
-          <w:lang w:val="en-US"/>
-        </w:rPr>
-        <w:t>ả</w:t>
-      </w:r>
-      <w:r>
-        <w:rPr>
-          <w:lang w:val="en-US"/>
-        </w:rPr>
-        <w:t>ng t</w:t>
-      </w:r>
-      <w:r>
-        <w:rPr>
-          <w:lang w:val="en-US"/>
-        </w:rPr>
-        <w:t>ạ</w:t>
-      </w:r>
-      <w:r>
-        <w:rPr>
-          <w:lang w:val="en-US"/>
-        </w:rPr>
-        <w:t>i khung màu đ</w:t>
-      </w:r>
-      <w:r>
-        <w:rPr>
-          <w:lang w:val="en-US"/>
-        </w:rPr>
-        <w:t>ỏ</w:t>
-      </w:r>
-    </w:p>
-    <w:p>
-      <w:pPr>
-        <w:pStyle w:val="noidung"/>
-      </w:pPr>
-      <w:r>
-        <w:rPr>
-          <w:noProof/>
-        </w:rPr>
-        <w:drawing>
-          <wp:inline distT="0" distB="0" distL="0" distR="0" wp14:anchorId="1350E53D" wp14:editId="07777777">
-            <wp:extent cx="5162550" cy="4808220"/>
-            <wp:effectExtent l="0" t="0" r="0" b="0"/>
-            <wp:docPr id="10" name="Picture 10"/>
-            <wp:cNvGraphicFramePr>
-              <a:graphicFrameLocks xmlns:a="http://schemas.openxmlformats.org/drawingml/2006/main" noChangeAspect="1"/>
-            </wp:cNvGraphicFramePr>
-            <a:graphic xmlns:a="http://schemas.openxmlformats.org/drawingml/2006/main">
-              <a:graphicData uri="http://schemas.openxmlformats.org/drawingml/2006/picture">
-                <pic:pic xmlns:pic="http://schemas.openxmlformats.org/drawingml/2006/picture">
-                  <pic:nvPicPr>
-                    <pic:cNvPr id="10" name="Picture 10"/>
-                    <pic:cNvPicPr>
-                      <a:picLocks noChangeAspect="1"/>
-                    </pic:cNvPicPr>
-                  </pic:nvPicPr>
-                  <pic:blipFill>
-                    <a:blip r:embed="rId11"/>
-                    <a:stretch>
-                      <a:fillRect/>
-                    </a:stretch>
-                  </pic:blipFill>
-                  <pic:spPr>
-                    <a:xfrm>
-                      <a:off x="0" y="0"/>
-                      <a:ext cx="5162997" cy="4808637"/>
-                    </a:xfrm>
-                    <a:prstGeom prst="rect">
-                      <a:avLst/>
-                    </a:prstGeom>
-                  </pic:spPr>
-                </pic:pic>
-              </a:graphicData>
-            </a:graphic>
-          </wp:inline>
-        </w:drawing>
-      </w:r>
-    </w:p>
-    <w:p>
-      <w:pPr>
-        <w:pStyle w:val="DEMUC"/>
-      </w:pPr>
-    </w:p>
-    <w:p>
-      <w:pPr>
         <w:pStyle w:val="DEMUC"/>
         <w:sectPr>
-          <w:headerReference w:type="default" r:id="rId12"/>
           <w:footerReference w:type="default" r:id="rId13"/>
           <w:pgSz w:w="11907" w:h="16840" w:orient="portrait"/>
           <w:pgMar w:top="1134" w:right="1134" w:bottom="1134" w:left="1985" w:header="680" w:footer="680" w:gutter="0"/>
           <w:pgNumType w:fmt="lowerRoman" w:start="1"/>
           <w:cols w:space="720"/>
           <w:docGrid w:linePitch="381"/>
+          <w:headerReference w:type="default" r:id="Re92cf92a45c04273"/>
         </w:sectPr>
       </w:pPr>
     </w:p>
@@ -10921,6 +10566,8 @@
         </w:numPr>
         <w:ind w:left="360"/>
         <w:rPr>
+          <w:b w:val="1"/>
+          <w:bCs w:val="1"/>
           <w:sz w:val="26"/>
           <w:szCs w:val="26"/>
           <w:lang w:val="en-US"/>
@@ -37138,30 +36785,13 @@
     <w:p>
       <w:pPr>
         <w:pStyle w:val="Binhthng"/>
+        <w:ind/>
         <w:jc w:val="both"/>
       </w:pPr>
       <w:r>
         <w:rPr/>
         <w:t xml:space="preserve">      </w:t>
       </w:r>
-    </w:p>
-    <w:p>
-      <w:pPr>
-        <w:pStyle w:val="u3"/>
-        <w:numPr>
-          <w:ilvl w:val="0"/>
-          <w:numId w:val="0"/>
-        </w:numPr>
-        <w:ind w:left="0"/>
-        <w:jc w:val="left"/>
-        <w:rPr>
-          <w:rFonts w:ascii="Times New Roman" w:hAnsi="Times New Roman" w:eastAsia="Times New Roman" w:cs="Times New Roman"/>
-          <w:noProof w:val="0"/>
-          <w:sz w:val="26"/>
-          <w:szCs w:val="26"/>
-          <w:lang w:val="en-US"/>
-        </w:rPr>
-      </w:pPr>
     </w:p>
     <w:p>
       <w:pPr>
@@ -40664,13 +40294,13 @@
       </w:pPr>
     </w:p>
     <w:sectPr>
-      <w:headerReference w:type="default" r:id="rId18"/>
       <w:footerReference w:type="default" r:id="rId19"/>
       <w:pgSz w:w="11907" w:h="16840" w:orient="portrait"/>
       <w:pgMar w:top="1134" w:right="1134" w:bottom="1134" w:left="1985" w:header="680" w:footer="680" w:gutter="0"/>
       <w:pgNumType w:start="1"/>
       <w:cols w:space="720"/>
       <w:docGrid w:linePitch="381"/>
+      <w:headerReference w:type="default" r:id="R249659a2a38b496c"/>
     </w:sectPr>
   </w:body>
 </w:document>
@@ -40870,10 +40500,12 @@
 </w:footnotes>
 </file>
 
-<file path=word/header1.xml><?xml version="1.0" encoding="utf-8"?>
-<w:hdr xmlns:wpc="http://schemas.microsoft.com/office/word/2010/wordprocessingCanvas" xmlns:cx="http://schemas.microsoft.com/office/drawing/2014/chartex" xmlns:cx1="http://schemas.microsoft.com/office/drawing/2015/9/8/chartex" xmlns:cx2="http://schemas.microsoft.com/office/drawing/2015/10/21/chartex" xmlns:cx3="http://schemas.microsoft.com/office/drawing/2016/5/9/chartex" xmlns:cx4="http://schemas.microsoft.com/office/drawing/2016/5/10/chartex" xmlns:cx5="http://schemas.microsoft.com/office/drawing/2016/5/11/chartex" xmlns:cx6="http://schemas.microsoft.com/office/drawing/2016/5/12/chartex" xmlns:cx7="http://schemas.microsoft.com/office/drawing/2016/5/13/chartex" xmlns:cx8="http://schemas.microsoft.com/office/drawing/2016/5/14/chartex" xmlns:mc="http://schemas.openxmlformats.org/markup-compatibility/2006" xmlns:aink="http://schemas.microsoft.com/office/drawing/2016/ink" xmlns:am3d="http://schemas.microsoft.com/office/drawing/2017/model3d" xmlns:o="urn:schemas-microsoft-com:office:office" xmlns:oel="http://schemas.microsoft.com/office/2019/extlst" xmlns:r="http://schemas.openxmlformats.org/officeDocument/2006/relationships" xmlns:m="http://schemas.openxmlformats.org/officeDocument/2006/math" xmlns:v="urn:schemas-microsoft-com:vml" xmlns:wp14="http://schemas.microsoft.com/office/word/2010/wordprocessingDrawing" xmlns:wp="http://schemas.openxmlformats.org/drawingml/2006/wordprocessingDrawing" xmlns:w10="urn:schemas-microsoft-com:office:word" xmlns:w="http://schemas.openxmlformats.org/wordprocessingml/2006/main" xmlns:w14="http://schemas.microsoft.com/office/word/2010/wordml" xmlns:w15="http://schemas.microsoft.com/office/word/2012/wordml" xmlns:w16cex="http://schemas.microsoft.com/office/word/2018/wordml/cex" xmlns:w16cid="http://schemas.microsoft.com/office/word/2016/wordml/cid" xmlns:w16="http://schemas.microsoft.com/office/word/2018/wordml" xmlns:w16du="http://schemas.microsoft.com/office/word/2023/wordml/word16du" xmlns:w16sdtdh="http://schemas.microsoft.com/office/word/2020/wordml/sdtdatahash" xmlns:w16sdtfl="http://schemas.microsoft.com/office/word/2024/wordml/sdtformatlock" xmlns:w16se="http://schemas.microsoft.com/office/word/2015/wordml/symex" xmlns:wpg="http://schemas.microsoft.com/office/word/2010/wordprocessingGroup" xmlns:wpi="http://schemas.microsoft.com/office/word/2010/wordprocessingInk" xmlns:wne="http://schemas.microsoft.com/office/word/2006/wordml" xmlns:wps="http://schemas.microsoft.com/office/word/2010/wordprocessingShape" mc:Ignorable="w14 w15 w16se w16cid w16 w16cex w16sdtdh w16sdtfl w16du wp14">
+<file path=word/header4.xml><?xml version="1.0" encoding="utf-8"?>
+<w:hdr xmlns:w14="http://schemas.microsoft.com/office/word/2010/wordml" xmlns:w="http://schemas.openxmlformats.org/wordprocessingml/2006/main">
   <w:tbl>
     <w:tblPr>
+      <w:tblStyle w:val="BangThngthng"/>
+      <w:bidiVisual w:val="0"/>
       <w:tblW w:w="0" w:type="auto"/>
       <w:tblLook w:val="06A0" w:firstRow="1" w:lastRow="0" w:firstColumn="1" w:lastColumn="0" w:noHBand="1" w:noVBand="1"/>
     </w:tblPr>
@@ -40889,21 +40521,26 @@
       <w:tc>
         <w:tcPr>
           <w:tcW w:w="2925" w:type="dxa"/>
+          <w:tcMar/>
         </w:tcPr>
         <w:p>
           <w:pPr>
-            <w:pStyle w:val="Tiu"/>
+            <w:pStyle w:val="utrang"/>
+            <w:bidi w:val="0"/>
             <w:ind w:left="-115"/>
+            <w:jc w:val="left"/>
           </w:pPr>
         </w:p>
       </w:tc>
       <w:tc>
         <w:tcPr>
           <w:tcW w:w="2925" w:type="dxa"/>
+          <w:tcMar/>
         </w:tcPr>
         <w:p>
           <w:pPr>
-            <w:pStyle w:val="Tiu"/>
+            <w:pStyle w:val="utrang"/>
+            <w:bidi w:val="0"/>
             <w:jc w:val="center"/>
           </w:pPr>
         </w:p>
@@ -40911,10 +40548,12 @@
       <w:tc>
         <w:tcPr>
           <w:tcW w:w="2925" w:type="dxa"/>
+          <w:tcMar/>
         </w:tcPr>
         <w:p>
           <w:pPr>
-            <w:pStyle w:val="Tiu"/>
+            <w:pStyle w:val="utrang"/>
+            <w:bidi w:val="0"/>
             <w:ind w:right="-115"/>
             <w:jc w:val="right"/>
           </w:pPr>
@@ -40924,16 +40563,19 @@
   </w:tbl>
   <w:p>
     <w:pPr>
-      <w:pStyle w:val="Tiu"/>
+      <w:pStyle w:val="utrang"/>
+      <w:bidi w:val="0"/>
     </w:pPr>
   </w:p>
 </w:hdr>
 </file>
 
-<file path=word/header2.xml><?xml version="1.0" encoding="utf-8"?>
-<w:hdr xmlns:wpc="http://schemas.microsoft.com/office/word/2010/wordprocessingCanvas" xmlns:cx="http://schemas.microsoft.com/office/drawing/2014/chartex" xmlns:cx1="http://schemas.microsoft.com/office/drawing/2015/9/8/chartex" xmlns:cx2="http://schemas.microsoft.com/office/drawing/2015/10/21/chartex" xmlns:cx3="http://schemas.microsoft.com/office/drawing/2016/5/9/chartex" xmlns:cx4="http://schemas.microsoft.com/office/drawing/2016/5/10/chartex" xmlns:cx5="http://schemas.microsoft.com/office/drawing/2016/5/11/chartex" xmlns:cx6="http://schemas.microsoft.com/office/drawing/2016/5/12/chartex" xmlns:cx7="http://schemas.microsoft.com/office/drawing/2016/5/13/chartex" xmlns:cx8="http://schemas.microsoft.com/office/drawing/2016/5/14/chartex" xmlns:mc="http://schemas.openxmlformats.org/markup-compatibility/2006" xmlns:aink="http://schemas.microsoft.com/office/drawing/2016/ink" xmlns:am3d="http://schemas.microsoft.com/office/drawing/2017/model3d" xmlns:o="urn:schemas-microsoft-com:office:office" xmlns:oel="http://schemas.microsoft.com/office/2019/extlst" xmlns:r="http://schemas.openxmlformats.org/officeDocument/2006/relationships" xmlns:m="http://schemas.openxmlformats.org/officeDocument/2006/math" xmlns:v="urn:schemas-microsoft-com:vml" xmlns:wp14="http://schemas.microsoft.com/office/word/2010/wordprocessingDrawing" xmlns:wp="http://schemas.openxmlformats.org/drawingml/2006/wordprocessingDrawing" xmlns:w10="urn:schemas-microsoft-com:office:word" xmlns:w="http://schemas.openxmlformats.org/wordprocessingml/2006/main" xmlns:w14="http://schemas.microsoft.com/office/word/2010/wordml" xmlns:w15="http://schemas.microsoft.com/office/word/2012/wordml" xmlns:w16cex="http://schemas.microsoft.com/office/word/2018/wordml/cex" xmlns:w16cid="http://schemas.microsoft.com/office/word/2016/wordml/cid" xmlns:w16="http://schemas.microsoft.com/office/word/2018/wordml" xmlns:w16du="http://schemas.microsoft.com/office/word/2023/wordml/word16du" xmlns:w16sdtdh="http://schemas.microsoft.com/office/word/2020/wordml/sdtdatahash" xmlns:w16sdtfl="http://schemas.microsoft.com/office/word/2024/wordml/sdtformatlock" xmlns:w16se="http://schemas.microsoft.com/office/word/2015/wordml/symex" xmlns:wpg="http://schemas.microsoft.com/office/word/2010/wordprocessingGroup" xmlns:wpi="http://schemas.microsoft.com/office/word/2010/wordprocessingInk" xmlns:wne="http://schemas.microsoft.com/office/word/2006/wordml" xmlns:wps="http://schemas.microsoft.com/office/word/2010/wordprocessingShape" mc:Ignorable="w14 w15 w16se w16cid w16 w16cex w16sdtdh w16sdtfl w16du wp14">
+<file path=word/header5.xml><?xml version="1.0" encoding="utf-8"?>
+<w:hdr xmlns:w14="http://schemas.microsoft.com/office/word/2010/wordml" xmlns:w="http://schemas.openxmlformats.org/wordprocessingml/2006/main">
   <w:tbl>
     <w:tblPr>
+      <w:tblStyle w:val="BangThngthng"/>
+      <w:bidiVisual w:val="0"/>
       <w:tblW w:w="0" w:type="auto"/>
       <w:tblLook w:val="06A0" w:firstRow="1" w:lastRow="0" w:firstColumn="1" w:lastColumn="0" w:noHBand="1" w:noVBand="1"/>
     </w:tblPr>
@@ -40949,21 +40591,26 @@
       <w:tc>
         <w:tcPr>
           <w:tcW w:w="2925" w:type="dxa"/>
+          <w:tcMar/>
         </w:tcPr>
         <w:p>
           <w:pPr>
-            <w:pStyle w:val="Tiu"/>
+            <w:pStyle w:val="utrang"/>
+            <w:bidi w:val="0"/>
             <w:ind w:left="-115"/>
+            <w:jc w:val="left"/>
           </w:pPr>
         </w:p>
       </w:tc>
       <w:tc>
         <w:tcPr>
           <w:tcW w:w="2925" w:type="dxa"/>
+          <w:tcMar/>
         </w:tcPr>
         <w:p>
           <w:pPr>
-            <w:pStyle w:val="Tiu"/>
+            <w:pStyle w:val="utrang"/>
+            <w:bidi w:val="0"/>
             <w:jc w:val="center"/>
           </w:pPr>
         </w:p>
@@ -40971,10 +40618,12 @@
       <w:tc>
         <w:tcPr>
           <w:tcW w:w="2925" w:type="dxa"/>
+          <w:tcMar/>
         </w:tcPr>
         <w:p>
           <w:pPr>
-            <w:pStyle w:val="Tiu"/>
+            <w:pStyle w:val="utrang"/>
+            <w:bidi w:val="0"/>
             <w:ind w:right="-115"/>
             <w:jc w:val="right"/>
           </w:pPr>
@@ -40984,16 +40633,19 @@
   </w:tbl>
   <w:p>
     <w:pPr>
-      <w:pStyle w:val="Tiu"/>
+      <w:pStyle w:val="utrang"/>
+      <w:bidi w:val="0"/>
     </w:pPr>
   </w:p>
 </w:hdr>
 </file>
 
-<file path=word/header3.xml><?xml version="1.0" encoding="utf-8"?>
-<w:hdr xmlns:wpc="http://schemas.microsoft.com/office/word/2010/wordprocessingCanvas" xmlns:cx="http://schemas.microsoft.com/office/drawing/2014/chartex" xmlns:cx1="http://schemas.microsoft.com/office/drawing/2015/9/8/chartex" xmlns:cx2="http://schemas.microsoft.com/office/drawing/2015/10/21/chartex" xmlns:cx3="http://schemas.microsoft.com/office/drawing/2016/5/9/chartex" xmlns:cx4="http://schemas.microsoft.com/office/drawing/2016/5/10/chartex" xmlns:cx5="http://schemas.microsoft.com/office/drawing/2016/5/11/chartex" xmlns:cx6="http://schemas.microsoft.com/office/drawing/2016/5/12/chartex" xmlns:cx7="http://schemas.microsoft.com/office/drawing/2016/5/13/chartex" xmlns:cx8="http://schemas.microsoft.com/office/drawing/2016/5/14/chartex" xmlns:mc="http://schemas.openxmlformats.org/markup-compatibility/2006" xmlns:aink="http://schemas.microsoft.com/office/drawing/2016/ink" xmlns:am3d="http://schemas.microsoft.com/office/drawing/2017/model3d" xmlns:o="urn:schemas-microsoft-com:office:office" xmlns:oel="http://schemas.microsoft.com/office/2019/extlst" xmlns:r="http://schemas.openxmlformats.org/officeDocument/2006/relationships" xmlns:m="http://schemas.openxmlformats.org/officeDocument/2006/math" xmlns:v="urn:schemas-microsoft-com:vml" xmlns:wp14="http://schemas.microsoft.com/office/word/2010/wordprocessingDrawing" xmlns:wp="http://schemas.openxmlformats.org/drawingml/2006/wordprocessingDrawing" xmlns:w10="urn:schemas-microsoft-com:office:word" xmlns:w="http://schemas.openxmlformats.org/wordprocessingml/2006/main" xmlns:w14="http://schemas.microsoft.com/office/word/2010/wordml" xmlns:w15="http://schemas.microsoft.com/office/word/2012/wordml" xmlns:w16cex="http://schemas.microsoft.com/office/word/2018/wordml/cex" xmlns:w16cid="http://schemas.microsoft.com/office/word/2016/wordml/cid" xmlns:w16="http://schemas.microsoft.com/office/word/2018/wordml" xmlns:w16du="http://schemas.microsoft.com/office/word/2023/wordml/word16du" xmlns:w16sdtdh="http://schemas.microsoft.com/office/word/2020/wordml/sdtdatahash" xmlns:w16sdtfl="http://schemas.microsoft.com/office/word/2024/wordml/sdtformatlock" xmlns:w16se="http://schemas.microsoft.com/office/word/2015/wordml/symex" xmlns:wpg="http://schemas.microsoft.com/office/word/2010/wordprocessingGroup" xmlns:wpi="http://schemas.microsoft.com/office/word/2010/wordprocessingInk" xmlns:wne="http://schemas.microsoft.com/office/word/2006/wordml" xmlns:wps="http://schemas.microsoft.com/office/word/2010/wordprocessingShape" mc:Ignorable="w14 w15 w16se w16cid w16 w16cex w16sdtdh w16sdtfl w16du wp14">
+<file path=word/header6.xml><?xml version="1.0" encoding="utf-8"?>
+<w:hdr xmlns:w14="http://schemas.microsoft.com/office/word/2010/wordml" xmlns:w="http://schemas.openxmlformats.org/wordprocessingml/2006/main">
   <w:tbl>
     <w:tblPr>
+      <w:tblStyle w:val="BangThngthng"/>
+      <w:bidiVisual w:val="0"/>
       <w:tblW w:w="0" w:type="auto"/>
       <w:tblLook w:val="06A0" w:firstRow="1" w:lastRow="0" w:firstColumn="1" w:lastColumn="0" w:noHBand="1" w:noVBand="1"/>
     </w:tblPr>
@@ -41009,21 +40661,26 @@
       <w:tc>
         <w:tcPr>
           <w:tcW w:w="2925" w:type="dxa"/>
+          <w:tcMar/>
         </w:tcPr>
         <w:p>
           <w:pPr>
-            <w:pStyle w:val="Tiu"/>
+            <w:pStyle w:val="utrang"/>
+            <w:bidi w:val="0"/>
             <w:ind w:left="-115"/>
+            <w:jc w:val="left"/>
           </w:pPr>
         </w:p>
       </w:tc>
       <w:tc>
         <w:tcPr>
           <w:tcW w:w="2925" w:type="dxa"/>
+          <w:tcMar/>
         </w:tcPr>
         <w:p>
           <w:pPr>
-            <w:pStyle w:val="Tiu"/>
+            <w:pStyle w:val="utrang"/>
+            <w:bidi w:val="0"/>
             <w:jc w:val="center"/>
           </w:pPr>
         </w:p>
@@ -41031,10 +40688,12 @@
       <w:tc>
         <w:tcPr>
           <w:tcW w:w="2925" w:type="dxa"/>
+          <w:tcMar/>
         </w:tcPr>
         <w:p>
           <w:pPr>
-            <w:pStyle w:val="Tiu"/>
+            <w:pStyle w:val="utrang"/>
+            <w:bidi w:val="0"/>
             <w:ind w:right="-115"/>
             <w:jc w:val="right"/>
           </w:pPr>
@@ -41042,7 +40701,12 @@
       </w:tc>
     </w:tr>
   </w:tbl>
-  <w:p/>
+  <w:p>
+    <w:pPr>
+      <w:pStyle w:val="utrang"/>
+      <w:bidi w:val="0"/>
+    </w:pPr>
+  </w:p>
 </w:hdr>
 </file>
 

--- a/assets/thesis/110124089.docx
+++ b/assets/thesis/110124089.docx
@@ -3370,8 +3370,6 @@
         </w:rPr>
         <w:t>33</w:t>
       </w:r>
-      <w:bookmarkStart w:id="159" w:name="_GoBack"/>
-      <w:bookmarkEnd w:id="159"/>
     </w:p>
     <w:p>
       <w:pPr>
@@ -3480,43 +3478,76 @@
         <w:keepNext/>
         <w:spacing w:line="360" w:lineRule="auto"/>
         <w:rPr>
-          <w:szCs w:val="26"/>
-        </w:rPr>
-      </w:pPr>
-      <w:r>
-        <w:rPr>
-          <w:szCs w:val="26"/>
-        </w:rPr>
-        <w:t xml:space="preserve">Bảng 3.1: Đặc tả cấu trúc dữ liệu mảng đối tượng Sản phẩm (productList)..20 </w:t>
-      </w:r>
-    </w:p>
-    <w:p>
-      <w:pPr>
-        <w:spacing w:line="360" w:lineRule="auto"/>
-      </w:pPr>
-      <w:r>
-        <w:t>Bảng 4.1:Kiểm thử chức năng bộ lọc sản phẩm.............................................29</w:t>
-      </w:r>
-    </w:p>
-    <w:p>
-      <w:pPr>
-        <w:spacing w:line="360" w:lineRule="auto"/>
-        <w:rPr>
-          <w:szCs w:val="26"/>
-        </w:rPr>
-      </w:pPr>
-      <w:r>
-        <w:rPr>
-          <w:szCs w:val="26"/>
-        </w:rPr>
-        <w:t>Bảng 4.2:Kiểm thử chức năng giỏ hàng..........................................................30</w:t>
-      </w:r>
-    </w:p>
-    <w:p>
-      <w:pPr>
-        <w:spacing w:line="360" w:lineRule="auto"/>
-        <w:rPr>
-          <w:szCs w:val="26"/>
+          <w:rFonts w:hint="default"/>
+          <w:szCs w:val="26"/>
+          <w:lang w:val="vi-VN"/>
+        </w:rPr>
+      </w:pPr>
+      <w:r>
+        <w:rPr>
+          <w:szCs w:val="26"/>
+        </w:rPr>
+        <w:t>Bảng 3.1: Đặc tả cấu trúc dữ liệu mảng đối tượng Sản phẩm (productList)..2</w:t>
+      </w:r>
+      <w:r>
+        <w:rPr>
+          <w:rFonts w:hint="default"/>
+          <w:szCs w:val="26"/>
+          <w:lang w:val="vi-VN"/>
+        </w:rPr>
+        <w:t>4</w:t>
+      </w:r>
+    </w:p>
+    <w:p>
+      <w:pPr>
+        <w:spacing w:line="360" w:lineRule="auto"/>
+        <w:rPr>
+          <w:rFonts w:hint="default"/>
+          <w:lang w:val="vi-VN"/>
+        </w:rPr>
+      </w:pPr>
+      <w:r>
+        <w:t>Bảng 4.1:Kiểm thử chức năng bộ lọc sản phẩm.............................................</w:t>
+      </w:r>
+      <w:r>
+        <w:rPr>
+          <w:rFonts w:hint="default"/>
+          <w:lang w:val="vi-VN"/>
+        </w:rPr>
+        <w:t>33</w:t>
+      </w:r>
+    </w:p>
+    <w:p>
+      <w:pPr>
+        <w:spacing w:line="360" w:lineRule="auto"/>
+        <w:rPr>
+          <w:rFonts w:hint="default"/>
+          <w:szCs w:val="26"/>
+          <w:lang w:val="vi-VN"/>
+        </w:rPr>
+      </w:pPr>
+      <w:r>
+        <w:rPr>
+          <w:szCs w:val="26"/>
+        </w:rPr>
+        <w:t>Bảng 4.2:Kiểm thử chức năng giỏ hàng..........................................................3</w:t>
+      </w:r>
+      <w:r>
+        <w:rPr>
+          <w:rFonts w:hint="default"/>
+          <w:szCs w:val="26"/>
+          <w:lang w:val="vi-VN"/>
+        </w:rPr>
+        <w:t>4</w:t>
+      </w:r>
+    </w:p>
+    <w:p>
+      <w:pPr>
+        <w:spacing w:line="360" w:lineRule="auto"/>
+        <w:rPr>
+          <w:rFonts w:hint="default"/>
+          <w:szCs w:val="26"/>
+          <w:lang w:val="vi-VN"/>
         </w:rPr>
       </w:pPr>
       <w:r>
@@ -3536,8 +3567,18 @@
         <w:rPr>
           <w:szCs w:val="26"/>
         </w:rPr>
-        <w:t>31</w:t>
-      </w:r>
+        <w:t>3</w:t>
+      </w:r>
+      <w:r>
+        <w:rPr>
+          <w:rFonts w:hint="default"/>
+          <w:szCs w:val="26"/>
+          <w:lang w:val="vi-VN"/>
+        </w:rPr>
+        <w:t>5</w:t>
+      </w:r>
+      <w:bookmarkStart w:id="159" w:name="_GoBack"/>
+      <w:bookmarkEnd w:id="159"/>
     </w:p>
     <w:p>
       <w:pPr>
@@ -3604,9 +3645,9 @@
           <w:lang w:val="en-US"/>
         </w:rPr>
       </w:pPr>
-      <w:bookmarkStart w:id="0" w:name="_Toc796917329"/>
+      <w:bookmarkStart w:id="0" w:name="_Toc231827217"/>
       <w:bookmarkStart w:id="1" w:name="_Toc770542994"/>
-      <w:bookmarkStart w:id="2" w:name="_Toc231827217"/>
+      <w:bookmarkStart w:id="2" w:name="_Toc796917329"/>
       <w:bookmarkStart w:id="3" w:name="_Toc345391509"/>
       <w:r>
         <w:rPr>
@@ -3626,9 +3667,9 @@
           <w:lang w:val="en-US"/>
         </w:rPr>
       </w:pPr>
-      <w:bookmarkStart w:id="4" w:name="_Toc1233929626"/>
-      <w:bookmarkStart w:id="5" w:name="_Toc229851899"/>
-      <w:bookmarkStart w:id="6" w:name="_Toc231827218"/>
+      <w:bookmarkStart w:id="4" w:name="_Toc231827218"/>
+      <w:bookmarkStart w:id="5" w:name="_Toc1233929626"/>
+      <w:bookmarkStart w:id="6" w:name="_Toc229851899"/>
       <w:bookmarkStart w:id="7" w:name="_Toc379936260"/>
       <w:r>
         <w:rPr>
@@ -3695,9 +3736,9 @@
         </w:rPr>
       </w:pPr>
       <w:bookmarkStart w:id="8" w:name="_Toc557299111"/>
-      <w:bookmarkStart w:id="9" w:name="_Toc1824667867"/>
-      <w:bookmarkStart w:id="10" w:name="_Toc784686089"/>
-      <w:bookmarkStart w:id="11" w:name="_Toc231827219"/>
+      <w:bookmarkStart w:id="9" w:name="_Toc784686089"/>
+      <w:bookmarkStart w:id="10" w:name="_Toc231827219"/>
+      <w:bookmarkStart w:id="11" w:name="_Toc1824667867"/>
       <w:r>
         <w:rPr>
           <w:lang w:val="en-US"/>
@@ -3917,10 +3958,10 @@
           <w:lang w:val="en-US"/>
         </w:rPr>
       </w:pPr>
-      <w:bookmarkStart w:id="12" w:name="_Toc959423177"/>
-      <w:bookmarkStart w:id="13" w:name="_Toc830730173"/>
-      <w:bookmarkStart w:id="14" w:name="_Toc847203401"/>
-      <w:bookmarkStart w:id="15" w:name="_Toc231827220"/>
+      <w:bookmarkStart w:id="12" w:name="_Toc847203401"/>
+      <w:bookmarkStart w:id="13" w:name="_Toc231827220"/>
+      <w:bookmarkStart w:id="14" w:name="_Toc959423177"/>
+      <w:bookmarkStart w:id="15" w:name="_Toc830730173"/>
       <w:r>
         <w:rPr>
           <w:lang w:val="en-US"/>
@@ -4299,10 +4340,10 @@
           <w:lang w:val="en-US"/>
         </w:rPr>
       </w:pPr>
-      <w:bookmarkStart w:id="20" w:name="_Toc1769545760"/>
-      <w:bookmarkStart w:id="21" w:name="_Toc231827222"/>
-      <w:bookmarkStart w:id="22" w:name="_Toc2078312139"/>
-      <w:bookmarkStart w:id="23" w:name="_Toc1241296444"/>
+      <w:bookmarkStart w:id="20" w:name="_Toc1241296444"/>
+      <w:bookmarkStart w:id="21" w:name="_Toc1769545760"/>
+      <w:bookmarkStart w:id="22" w:name="_Toc231827222"/>
+      <w:bookmarkStart w:id="23" w:name="_Toc2078312139"/>
       <w:r>
         <w:rPr>
           <w:lang w:val="en-US"/>
@@ -7487,10 +7528,10 @@
           <w:lang w:val="en-US"/>
         </w:rPr>
       </w:pPr>
-      <w:bookmarkStart w:id="32" w:name="_Toc790144476"/>
-      <w:bookmarkStart w:id="33" w:name="_Toc231827225"/>
-      <w:bookmarkStart w:id="34" w:name="_Toc1951417678"/>
-      <w:bookmarkStart w:id="35" w:name="_Toc999272825"/>
+      <w:bookmarkStart w:id="32" w:name="_Toc999272825"/>
+      <w:bookmarkStart w:id="33" w:name="_Toc790144476"/>
+      <w:bookmarkStart w:id="34" w:name="_Toc231827225"/>
+      <w:bookmarkStart w:id="35" w:name="_Toc1951417678"/>
       <w:r>
         <w:rPr>
           <w:lang w:val="en-US"/>
@@ -8049,8 +8090,8 @@
           <w:lang w:val="en-US"/>
         </w:rPr>
       </w:pPr>
-      <w:bookmarkStart w:id="36" w:name="_Toc209421984"/>
-      <w:bookmarkStart w:id="37" w:name="_Toc149109673"/>
+      <w:bookmarkStart w:id="36" w:name="_Toc149109673"/>
+      <w:bookmarkStart w:id="37" w:name="_Toc209421984"/>
       <w:bookmarkStart w:id="38" w:name="_Toc1869673860"/>
       <w:bookmarkStart w:id="39" w:name="_Toc231827226"/>
       <w:r>
@@ -8396,10 +8437,10 @@
           <w:lang w:val="en-US"/>
         </w:rPr>
       </w:pPr>
-      <w:bookmarkStart w:id="40" w:name="_Toc2027637842"/>
-      <w:bookmarkStart w:id="41" w:name="_Toc191724340"/>
-      <w:bookmarkStart w:id="42" w:name="_Toc231827227"/>
-      <w:bookmarkStart w:id="43" w:name="_Toc73432191"/>
+      <w:bookmarkStart w:id="40" w:name="_Toc191724340"/>
+      <w:bookmarkStart w:id="41" w:name="_Toc231827227"/>
+      <w:bookmarkStart w:id="42" w:name="_Toc73432191"/>
+      <w:bookmarkStart w:id="43" w:name="_Toc2027637842"/>
       <w:r>
         <w:rPr>
           <w:lang w:val="en-US"/>
@@ -9038,8 +9079,8 @@
         </w:rPr>
       </w:pPr>
       <w:bookmarkStart w:id="52" w:name="_Toc1238513421"/>
-      <w:bookmarkStart w:id="53" w:name="_Toc2132182024"/>
-      <w:bookmarkStart w:id="54" w:name="_Toc1031113331"/>
+      <w:bookmarkStart w:id="53" w:name="_Toc1031113331"/>
+      <w:bookmarkStart w:id="54" w:name="_Toc2132182024"/>
       <w:bookmarkStart w:id="55" w:name="_Toc231827230"/>
       <w:r>
         <w:rPr>
@@ -9790,9 +9831,9 @@
         </w:rPr>
       </w:pPr>
       <w:bookmarkStart w:id="56" w:name="_Toc1327396525"/>
-      <w:bookmarkStart w:id="57" w:name="_Toc611832022"/>
+      <w:bookmarkStart w:id="57" w:name="_Toc231827231"/>
       <w:bookmarkStart w:id="58" w:name="_Toc1002638228"/>
-      <w:bookmarkStart w:id="59" w:name="_Toc231827231"/>
+      <w:bookmarkStart w:id="59" w:name="_Toc611832022"/>
       <w:r>
         <w:rPr>
           <w:rFonts w:eastAsia="Times New Roman" w:cs="Times New Roman"/>
@@ -10035,8 +10076,8 @@
       </w:pPr>
       <w:bookmarkStart w:id="60" w:name="_Toc123236422"/>
       <w:bookmarkStart w:id="61" w:name="_Toc1398355194"/>
-      <w:bookmarkStart w:id="62" w:name="_Toc231827232"/>
-      <w:bookmarkStart w:id="63" w:name="_Toc486747199"/>
+      <w:bookmarkStart w:id="62" w:name="_Toc486747199"/>
+      <w:bookmarkStart w:id="63" w:name="_Toc231827232"/>
       <w:r>
         <w:rPr>
           <w:lang w:val="en-US"/>
@@ -10073,8 +10114,8 @@
           <w:lang w:val="en-US"/>
         </w:rPr>
       </w:pPr>
-      <w:bookmarkStart w:id="64" w:name="_Toc1618016793"/>
-      <w:bookmarkStart w:id="65" w:name="_Toc868957538"/>
+      <w:bookmarkStart w:id="64" w:name="_Toc868957538"/>
+      <w:bookmarkStart w:id="65" w:name="_Toc1618016793"/>
       <w:bookmarkStart w:id="66" w:name="_Toc231827233"/>
       <w:bookmarkStart w:id="67" w:name="_Toc998597847"/>
       <w:r>
@@ -10178,9 +10219,9 @@
           <w:lang w:val="en-US"/>
         </w:rPr>
       </w:pPr>
-      <w:bookmarkStart w:id="68" w:name="_Toc1498997149"/>
-      <w:bookmarkStart w:id="69" w:name="_Toc262683840"/>
-      <w:bookmarkStart w:id="70" w:name="_Toc231827234"/>
+      <w:bookmarkStart w:id="68" w:name="_Toc231827234"/>
+      <w:bookmarkStart w:id="69" w:name="_Toc1498997149"/>
+      <w:bookmarkStart w:id="70" w:name="_Toc262683840"/>
       <w:bookmarkStart w:id="71" w:name="_Toc497087483"/>
       <w:r>
         <w:rPr>
@@ -11323,10 +11364,10 @@
           <w:lang w:val="en-US"/>
         </w:rPr>
       </w:pPr>
-      <w:bookmarkStart w:id="72" w:name="_Toc1666423633"/>
-      <w:bookmarkStart w:id="73" w:name="_Toc2107046462"/>
+      <w:bookmarkStart w:id="72" w:name="_Toc1500998793"/>
+      <w:bookmarkStart w:id="73" w:name="_Toc1666423633"/>
       <w:bookmarkStart w:id="74" w:name="_Toc231827235"/>
-      <w:bookmarkStart w:id="75" w:name="_Toc1500998793"/>
+      <w:bookmarkStart w:id="75" w:name="_Toc2107046462"/>
       <w:r>
         <w:rPr>
           <w:lang w:val="en-US"/>
@@ -12525,9 +12566,9 @@
           <w:lang w:val="en-US"/>
         </w:rPr>
       </w:pPr>
-      <w:bookmarkStart w:id="80" w:name="_Toc231827237"/>
-      <w:bookmarkStart w:id="81" w:name="_Toc1374342349"/>
-      <w:bookmarkStart w:id="82" w:name="_Toc884071257"/>
+      <w:bookmarkStart w:id="80" w:name="_Toc1374342349"/>
+      <w:bookmarkStart w:id="81" w:name="_Toc884071257"/>
+      <w:bookmarkStart w:id="82" w:name="_Toc231827237"/>
       <w:bookmarkStart w:id="83" w:name="_Toc1663311686"/>
       <w:r>
         <w:rPr>
@@ -12687,8 +12728,8 @@
       </w:pPr>
       <w:bookmarkStart w:id="84" w:name="_Toc1645557456"/>
       <w:bookmarkStart w:id="85" w:name="_Toc1010921317"/>
-      <w:bookmarkStart w:id="86" w:name="_Toc231827238"/>
-      <w:bookmarkStart w:id="87" w:name="_Toc766975934"/>
+      <w:bookmarkStart w:id="86" w:name="_Toc766975934"/>
+      <w:bookmarkStart w:id="87" w:name="_Toc231827238"/>
       <w:r>
         <w:rPr>
           <w:sz w:val="26"/>
@@ -12800,10 +12841,10 @@
           <w:lang w:val="en-US"/>
         </w:rPr>
       </w:pPr>
-      <w:bookmarkStart w:id="88" w:name="_Toc231827239"/>
-      <w:bookmarkStart w:id="89" w:name="_Toc561102509"/>
-      <w:bookmarkStart w:id="90" w:name="_Toc891213991"/>
-      <w:bookmarkStart w:id="91" w:name="_Toc81751673"/>
+      <w:bookmarkStart w:id="88" w:name="_Toc81751673"/>
+      <w:bookmarkStart w:id="89" w:name="_Toc891213991"/>
+      <w:bookmarkStart w:id="90" w:name="_Toc231827239"/>
+      <w:bookmarkStart w:id="91" w:name="_Toc561102509"/>
       <w:r>
         <w:rPr>
           <w:sz w:val="26"/>
@@ -12915,10 +12956,10 @@
           <w:lang w:val="en-US"/>
         </w:rPr>
       </w:pPr>
-      <w:bookmarkStart w:id="92" w:name="_Toc350125928"/>
-      <w:bookmarkStart w:id="93" w:name="_Toc658764878"/>
-      <w:bookmarkStart w:id="94" w:name="_Toc231827240"/>
-      <w:bookmarkStart w:id="95" w:name="_Toc1434069458"/>
+      <w:bookmarkStart w:id="92" w:name="_Toc231827240"/>
+      <w:bookmarkStart w:id="93" w:name="_Toc1434069458"/>
+      <w:bookmarkStart w:id="94" w:name="_Toc350125928"/>
+      <w:bookmarkStart w:id="95" w:name="_Toc658764878"/>
       <w:r>
         <w:rPr>
           <w:rFonts w:eastAsia="Times New Roman" w:cs="Times New Roman"/>
@@ -13052,9 +13093,9 @@
           <w:lang w:val="en-US"/>
         </w:rPr>
       </w:pPr>
-      <w:bookmarkStart w:id="96" w:name="_Toc2052791014"/>
-      <w:bookmarkStart w:id="97" w:name="_Toc1611744927"/>
-      <w:bookmarkStart w:id="98" w:name="_Toc1655576058"/>
+      <w:bookmarkStart w:id="96" w:name="_Toc1655576058"/>
+      <w:bookmarkStart w:id="97" w:name="_Toc2052791014"/>
+      <w:bookmarkStart w:id="98" w:name="_Toc1611744927"/>
       <w:bookmarkStart w:id="99" w:name="_Toc231827241"/>
       <w:r>
         <w:rPr>
@@ -13169,10 +13210,10 @@
           <w:lang w:val="en-US"/>
         </w:rPr>
       </w:pPr>
-      <w:bookmarkStart w:id="100" w:name="_Toc1591603720"/>
-      <w:bookmarkStart w:id="101" w:name="_Toc312791249"/>
-      <w:bookmarkStart w:id="102" w:name="_Toc1702713415"/>
-      <w:bookmarkStart w:id="103" w:name="_Toc231827242"/>
+      <w:bookmarkStart w:id="100" w:name="_Toc231827242"/>
+      <w:bookmarkStart w:id="101" w:name="_Toc1702713415"/>
+      <w:bookmarkStart w:id="102" w:name="_Toc312791249"/>
+      <w:bookmarkStart w:id="103" w:name="_Toc1591603720"/>
       <w:r>
         <w:rPr>
           <w:rFonts w:eastAsia="Times New Roman" w:cs="Times New Roman"/>
@@ -13308,10 +13349,10 @@
           <w:lang w:val="en-US"/>
         </w:rPr>
       </w:pPr>
-      <w:bookmarkStart w:id="104" w:name="_Toc352146901"/>
-      <w:bookmarkStart w:id="105" w:name="_Toc231827243"/>
-      <w:bookmarkStart w:id="106" w:name="_Toc163847371"/>
-      <w:bookmarkStart w:id="107" w:name="_Toc2143731417"/>
+      <w:bookmarkStart w:id="104" w:name="_Toc231827243"/>
+      <w:bookmarkStart w:id="105" w:name="_Toc163847371"/>
+      <w:bookmarkStart w:id="106" w:name="_Toc2143731417"/>
+      <w:bookmarkStart w:id="107" w:name="_Toc352146901"/>
       <w:r>
         <w:rPr>
           <w:lang w:val="en-US"/>
@@ -13334,8 +13375,8 @@
           <w:lang w:val="en-US"/>
         </w:rPr>
       </w:pPr>
-      <w:bookmarkStart w:id="108" w:name="_Toc32586478"/>
-      <w:bookmarkStart w:id="109" w:name="_Toc1451404724"/>
+      <w:bookmarkStart w:id="108" w:name="_Toc1451404724"/>
+      <w:bookmarkStart w:id="109" w:name="_Toc32586478"/>
       <w:bookmarkStart w:id="110" w:name="_Toc889336758"/>
       <w:bookmarkStart w:id="111" w:name="_Toc231827244"/>
       <w:r>
@@ -13604,10 +13645,10 @@
           <w:lang w:val="en-US"/>
         </w:rPr>
       </w:pPr>
-      <w:bookmarkStart w:id="116" w:name="_Toc231827246"/>
+      <w:bookmarkStart w:id="116" w:name="_Toc1729040076"/>
       <w:bookmarkStart w:id="117" w:name="_Toc1212664279"/>
-      <w:bookmarkStart w:id="118" w:name="_Toc1443486787"/>
-      <w:bookmarkStart w:id="119" w:name="_Toc1729040076"/>
+      <w:bookmarkStart w:id="118" w:name="_Toc231827246"/>
+      <w:bookmarkStart w:id="119" w:name="_Toc1443486787"/>
       <w:r>
         <w:rPr>
           <w:sz w:val="26"/>
@@ -13723,8 +13764,8 @@
         </w:rPr>
       </w:pPr>
       <w:bookmarkStart w:id="120" w:name="_Toc1158727821"/>
-      <w:bookmarkStart w:id="121" w:name="_Toc47721953"/>
-      <w:bookmarkStart w:id="122" w:name="_Toc685760226"/>
+      <w:bookmarkStart w:id="121" w:name="_Toc685760226"/>
+      <w:bookmarkStart w:id="122" w:name="_Toc47721953"/>
       <w:bookmarkStart w:id="123" w:name="_Toc231827247"/>
       <w:r>
         <w:rPr>
@@ -13756,10 +13797,10 @@
       <w:r>
         <w:t xml:space="preserve">       </w:t>
       </w:r>
-      <w:bookmarkStart w:id="124" w:name="_Toc453732303"/>
+      <w:bookmarkStart w:id="124" w:name="_Toc2059607720"/>
       <w:bookmarkStart w:id="125" w:name="_Toc1918549399"/>
       <w:bookmarkStart w:id="126" w:name="_Toc1332336019"/>
-      <w:bookmarkStart w:id="127" w:name="_Toc2059607720"/>
+      <w:bookmarkStart w:id="127" w:name="_Toc453732303"/>
       <w:r>
         <w:drawing>
           <wp:inline distT="0" distB="0" distL="114300" distR="114300">
@@ -13841,11 +13882,11 @@
           <w:lang w:val="en-US"/>
         </w:rPr>
       </w:pPr>
-      <w:bookmarkStart w:id="128" w:name="_Toc1389843275"/>
-      <w:bookmarkStart w:id="129" w:name="_Toc1830487478"/>
+      <w:bookmarkStart w:id="128" w:name="_Toc1765530726"/>
+      <w:bookmarkStart w:id="129" w:name="_Toc231827248"/>
       <w:bookmarkStart w:id="130" w:name="_Toc615403781"/>
-      <w:bookmarkStart w:id="131" w:name="_Toc1765530726"/>
-      <w:bookmarkStart w:id="132" w:name="_Toc231827248"/>
+      <w:bookmarkStart w:id="131" w:name="_Toc1830487478"/>
+      <w:bookmarkStart w:id="132" w:name="_Toc1389843275"/>
       <w:r>
         <w:rPr>
           <w:rFonts w:eastAsia="Times New Roman" w:cs="Times New Roman"/>
@@ -13959,11 +14000,11 @@
           <w:lang w:val="en-US"/>
         </w:rPr>
       </w:pPr>
-      <w:bookmarkStart w:id="133" w:name="_Toc329779925"/>
-      <w:bookmarkStart w:id="134" w:name="_Toc231827249"/>
-      <w:bookmarkStart w:id="135" w:name="_Toc503911036"/>
+      <w:bookmarkStart w:id="133" w:name="_Toc1754768976"/>
+      <w:bookmarkStart w:id="134" w:name="_Toc503911036"/>
+      <w:bookmarkStart w:id="135" w:name="_Toc231827249"/>
       <w:bookmarkStart w:id="136" w:name="_Toc187933630"/>
-      <w:bookmarkStart w:id="137" w:name="_Toc1754768976"/>
+      <w:bookmarkStart w:id="137" w:name="_Toc329779925"/>
       <w:r>
         <w:rPr>
           <w:rFonts w:eastAsia="Times New Roman" w:cs="Times New Roman"/>
@@ -14075,11 +14116,11 @@
           <w:lang w:val="en-US"/>
         </w:rPr>
       </w:pPr>
-      <w:bookmarkStart w:id="138" w:name="_Toc1190190471"/>
-      <w:bookmarkStart w:id="139" w:name="_Toc1668874035"/>
+      <w:bookmarkStart w:id="138" w:name="_Toc1668874035"/>
+      <w:bookmarkStart w:id="139" w:name="_Toc161837269"/>
       <w:bookmarkStart w:id="140" w:name="_Toc510340407"/>
-      <w:bookmarkStart w:id="141" w:name="_Toc161837269"/>
-      <w:bookmarkStart w:id="142" w:name="_Toc231827250"/>
+      <w:bookmarkStart w:id="141" w:name="_Toc231827250"/>
+      <w:bookmarkStart w:id="142" w:name="_Toc1190190471"/>
       <w:r>
         <w:rPr>
           <w:rFonts w:eastAsia="Times New Roman" w:cs="Times New Roman"/>
@@ -15529,11 +15570,11 @@
           <w:lang w:val="en-US"/>
         </w:rPr>
       </w:pPr>
-      <w:bookmarkStart w:id="144" w:name="_Toc231827252"/>
-      <w:bookmarkStart w:id="145" w:name="_Toc237495148"/>
-      <w:bookmarkStart w:id="146" w:name="_Toc1652581324"/>
-      <w:bookmarkStart w:id="147" w:name="_Toc1160898052"/>
-      <w:bookmarkStart w:id="148" w:name="_Toc1756233360"/>
+      <w:bookmarkStart w:id="144" w:name="_Toc237495148"/>
+      <w:bookmarkStart w:id="145" w:name="_Toc1652581324"/>
+      <w:bookmarkStart w:id="146" w:name="_Toc231827252"/>
+      <w:bookmarkStart w:id="147" w:name="_Toc1756233360"/>
+      <w:bookmarkStart w:id="148" w:name="_Toc1160898052"/>
       <w:r>
         <w:rPr>
           <w:lang w:val="en-US"/>
@@ -15558,10 +15599,10 @@
         </w:rPr>
       </w:pPr>
       <w:bookmarkStart w:id="149" w:name="_Toc231827253"/>
-      <w:bookmarkStart w:id="150" w:name="_Toc1206761108"/>
-      <w:bookmarkStart w:id="151" w:name="_Toc1134960042"/>
-      <w:bookmarkStart w:id="152" w:name="_Toc9384341"/>
-      <w:bookmarkStart w:id="153" w:name="_Toc1171374851"/>
+      <w:bookmarkStart w:id="150" w:name="_Toc1134960042"/>
+      <w:bookmarkStart w:id="151" w:name="_Toc9384341"/>
+      <w:bookmarkStart w:id="152" w:name="_Toc1171374851"/>
+      <w:bookmarkStart w:id="153" w:name="_Toc1206761108"/>
       <w:r>
         <w:rPr>
           <w:lang w:val="en-US"/>
@@ -16135,11 +16176,11 @@
           <w:lang w:val="en-US"/>
         </w:rPr>
       </w:pPr>
-      <w:bookmarkStart w:id="154" w:name="_Toc462212311"/>
-      <w:bookmarkStart w:id="155" w:name="_Toc1929407089"/>
-      <w:bookmarkStart w:id="156" w:name="_Toc231827254"/>
-      <w:bookmarkStart w:id="157" w:name="_Toc723846726"/>
-      <w:bookmarkStart w:id="158" w:name="_Toc1336474588"/>
+      <w:bookmarkStart w:id="154" w:name="_Toc1336474588"/>
+      <w:bookmarkStart w:id="155" w:name="_Toc462212311"/>
+      <w:bookmarkStart w:id="156" w:name="_Toc723846726"/>
+      <w:bookmarkStart w:id="157" w:name="_Toc1929407089"/>
+      <w:bookmarkStart w:id="158" w:name="_Toc231827254"/>
       <w:r>
         <w:rPr>
           <w:lang w:val="en-US"/>
